--- a/rapports/2026-06-06/EQ33/EQ33_sup_v2/DR_023201030018/94-07-65-02.docx
+++ b/rapports/2026-06-06/EQ33/EQ33_sup_v2/DR_023201030018/94-07-65-02.docx
@@ -297,7 +297,7 @@
           <w:color w:val="1F6FEB"/>
           <w:sz w:val="22"/>
         </w:rPr>
-        <w:t>⚠ INCOHÉRENCES À CORRIGER (77)</w:t>
+        <w:t>⚠ INCOHÉRENCES À CORRIGER (73)</w:t>
       </w:r>
     </w:p>
     <w:tbl>
@@ -724,7 +724,7 @@
                 <w:color w:val="16A34A"/>
                 <w:sz w:val="16"/>
               </w:rPr>
-              <w:t>—</w:t>
+              <w:t>s02q33, s01q00b</w:t>
             </w:r>
           </w:p>
         </w:tc>
@@ -755,7 +755,7 @@
                 <w:i w:val="0"/>
                 <w:sz w:val="17"/>
               </w:rPr>
-              <w:t>Incohérence!!! seulement les écoles privées paient les frais de scolarité (y compris les frais d'inscription).</w:t>
+              <w:t>Incoherent!!! La dernière fois que Omar Ndiaye a  fréquenté l'école est 9999.</w:t>
             </w:r>
           </w:p>
         </w:tc>
@@ -904,7 +904,7 @@
                 <w:color w:val="16A34A"/>
                 <w:sz w:val="16"/>
               </w:rPr>
-              <w:t>s02q33, s01q00b</w:t>
+              <w:t>s01q32, s01q36, s01q38, s04q37_modif, s02q33, s02q34, s01q00b</w:t>
             </w:r>
           </w:p>
         </w:tc>
@@ -935,7 +935,7 @@
                 <w:i w:val="0"/>
                 <w:sz w:val="17"/>
               </w:rPr>
-              <w:t>Incoherent!!! La dernière fois que Omar Ndiaye a  fréquenté l'école est 9999.</w:t>
+              <w:t>Peu probable!!! Vu l'âge (22 ans) de Mouhamed Lamine Ndiaye ou l'année à laquelle Mouhamed Lamine Ndiaye a fréquenté l'école pour la dernière fois (2020) le dernier diplome de Mouhamed Lamine Ndiaye ne peut être le Certificat d'études primaires (CEP), prière de corriger cette incohérence ou confirmer avec le QG.</w:t>
             </w:r>
           </w:p>
         </w:tc>
@@ -968,7 +968,7 @@
                 <w:i w:val="0"/>
                 <w:sz w:val="16"/>
               </w:rPr>
-              <w:t>S02</w:t>
+              <w:t>S20</w:t>
               <w:br/>
             </w:r>
             <w:r>
@@ -978,7 +978,7 @@
                 <w:color w:val="64748B"/>
                 <w:sz w:val="14"/>
               </w:rPr>
-              <w:t>Éducation</w:t>
+              <w:t>Gouvernance / autres</w:t>
             </w:r>
           </w:p>
         </w:tc>
@@ -994,7 +994,7 @@
                 <w:color w:val="16A34A"/>
                 <w:sz w:val="16"/>
               </w:rPr>
-              <w:t>s01q32, s01q36, s01q38, s04q37_modif, s02q33, s02q34, s01q00b</w:t>
+              <w:t>—</w:t>
             </w:r>
           </w:p>
         </w:tc>
@@ -1025,7 +1025,7 @@
                 <w:i w:val="0"/>
                 <w:sz w:val="17"/>
               </w:rPr>
-              <w:t>Peu probable!!! Vu l'âge (22 ans) de Mouhamed Lamine Ndiaye ou l'année à laquelle Mouhamed Lamine Ndiaye a fréquenté l'école pour la dernière fois (2020) le dernier diplome de Mouhamed Lamine Ndiaye ne peut être le Certificat d'études primaires (CEP), prière de corriger cette incohérence ou confirmer avec le QG.</w:t>
+              <w:t>Incohérence détectée ! Le ménage a précédemment déclaré vivre « Bien » ou « Assez bien » selon son revenu en 20A.02.</w:t>
             </w:r>
           </w:p>
         </w:tc>
@@ -1040,10 +1040,10 @@
               <w:rPr>
                 <w:b/>
                 <w:i w:val="0"/>
-                <w:color w:val="DC2626"/>
+                <w:color w:val="EA580C"/>
                 <w:sz w:val="16"/>
               </w:rPr>
-              <w:t>Haute</w:t>
+              <w:t>Moyenne</w:t>
             </w:r>
           </w:p>
         </w:tc>
@@ -1058,7 +1058,7 @@
                 <w:i w:val="0"/>
                 <w:sz w:val="16"/>
               </w:rPr>
-              <w:t>S20</w:t>
+              <w:t>S00</w:t>
               <w:br/>
             </w:r>
             <w:r>
@@ -1068,7 +1068,7 @@
                 <w:color w:val="64748B"/>
                 <w:sz w:val="14"/>
               </w:rPr>
-              <w:t>Gouvernance / autres</w:t>
+              <w:t>Identification</w:t>
             </w:r>
           </w:p>
         </w:tc>
@@ -1084,7 +1084,7 @@
                 <w:color w:val="16A34A"/>
                 <w:sz w:val="16"/>
               </w:rPr>
-              <w:t>—</w:t>
+              <w:t>s00q27</w:t>
             </w:r>
           </w:p>
         </w:tc>
@@ -1115,7 +1115,7 @@
                 <w:i w:val="0"/>
                 <w:sz w:val="17"/>
               </w:rPr>
-              <w:t>Incohérence détectée ! Le ménage a précédemment déclaré vivre « Bien » ou « Assez bien » selon son revenu en 20A.02.</w:t>
+              <w:t>Le questionnaire semble ne pas être complètement fini mais le questionnaire est en statut complet, prière de compléter le questionnaire.</w:t>
             </w:r>
           </w:p>
         </w:tc>
@@ -1174,7 +1174,7 @@
                 <w:color w:val="16A34A"/>
                 <w:sz w:val="16"/>
               </w:rPr>
-              <w:t>s00q27</w:t>
+              <w:t>—</w:t>
             </w:r>
           </w:p>
         </w:tc>
@@ -1205,7 +1205,7 @@
                 <w:i w:val="0"/>
                 <w:sz w:val="17"/>
               </w:rPr>
-              <w:t>Le questionnaire semble ne pas être complètement fini mais le questionnaire est en statut complet, prière de compléter le questionnaire.</w:t>
+              <w:t>L'adresse ou la localisation du ménage doit être bien renseignée, ne doit pas contenir des numéros de téléphone et elle semble courte pour être une adresse.</w:t>
             </w:r>
           </w:p>
         </w:tc>
@@ -1295,7 +1295,7 @@
                 <w:i w:val="0"/>
                 <w:sz w:val="17"/>
               </w:rPr>
-              <w:t>L'adresse ou la localisation du ménage doit être bien renseignée, ne doit pas contenir des numéros de téléphone et elle semble courte pour être une adresse.</w:t>
+              <w:t>Prière de mettre les noms dans ces questions et mettre les contacts à leurs places.</w:t>
             </w:r>
           </w:p>
         </w:tc>
@@ -1328,7 +1328,7 @@
                 <w:i w:val="0"/>
                 <w:sz w:val="16"/>
               </w:rPr>
-              <w:t>S00</w:t>
+              <w:t>S01</w:t>
               <w:br/>
             </w:r>
             <w:r>
@@ -1338,7 +1338,7 @@
                 <w:color w:val="64748B"/>
                 <w:sz w:val="14"/>
               </w:rPr>
-              <w:t>Identification</w:t>
+              <w:t>Démographie</w:t>
             </w:r>
           </w:p>
         </w:tc>
@@ -1354,7 +1354,7 @@
                 <w:color w:val="16A34A"/>
                 <w:sz w:val="16"/>
               </w:rPr>
-              <w:t>—</w:t>
+              <w:t>s01q00</w:t>
             </w:r>
           </w:p>
         </w:tc>
@@ -1385,7 +1385,7 @@
                 <w:i w:val="0"/>
                 <w:sz w:val="17"/>
               </w:rPr>
-              <w:t>Prière de mettre les noms dans ces questions et mettre les contacts à leurs places.</w:t>
+              <w:t>Attention ! Vous avez déclaré en s01q00 que le répondant est la personne elle-même, or Coumba Djitté est trop jeune (8 ans) pour fournir des informations correctes.</w:t>
             </w:r>
           </w:p>
         </w:tc>
@@ -1444,7 +1444,7 @@
                 <w:color w:val="16A34A"/>
                 <w:sz w:val="16"/>
               </w:rPr>
-              <w:t>s01q00</w:t>
+              <w:t>—</w:t>
             </w:r>
           </w:p>
         </w:tc>
@@ -1475,7 +1475,7 @@
                 <w:i w:val="0"/>
                 <w:sz w:val="17"/>
               </w:rPr>
-              <w:t>Attention ! Vous avez déclaré en s01q00 que le répondant est la personne elle-même, or Coumba Djitté est trop jeune (8 ans) pour fournir des informations correctes.</w:t>
+              <w:t>Prière de refaire la section 1 pour Coumba Djitté en demandant à un adulte de répondre aux questions à sa place.</w:t>
             </w:r>
           </w:p>
         </w:tc>
@@ -1565,7 +1565,7 @@
                 <w:i w:val="0"/>
                 <w:sz w:val="17"/>
               </w:rPr>
-              <w:t>Prière de refaire la section 1 pour Coumba Djitté en demandant à un adulte de répondre aux questions à sa place.</w:t>
+              <w:t>Prière de verifier l'information donnée par Boubacar Bayo ou corriger au niveau de la section 1.</w:t>
             </w:r>
           </w:p>
         </w:tc>
@@ -1655,367 +1655,7 @@
                 <w:i w:val="0"/>
                 <w:sz w:val="17"/>
               </w:rPr>
-              <w:t>Prière de verifier l'information donnée par Boubacar Bayo ou corriger au niveau de la section 1.</w:t>
-            </w:r>
-          </w:p>
-        </w:tc>
-      </w:tr>
-      <w:tr>
-        <w:tc>
-          <w:tcPr>
-            <w:tcW w:type="dxa" w:w="964"/>
-          </w:tcPr>
-          <w:p>
-            <w:r>
-              <w:rPr>
-                <w:b/>
-                <w:i w:val="0"/>
-                <w:color w:val="EA580C"/>
-                <w:sz w:val="16"/>
-              </w:rPr>
-              <w:t>Moyenne</w:t>
-            </w:r>
-          </w:p>
-        </w:tc>
-        <w:tc>
-          <w:tcPr>
-            <w:tcW w:type="dxa" w:w="1247"/>
-          </w:tcPr>
-          <w:p>
-            <w:r>
-              <w:rPr>
-                <w:b/>
-                <w:i w:val="0"/>
-                <w:sz w:val="16"/>
-              </w:rPr>
-              <w:t>S01</w:t>
-              <w:br/>
-            </w:r>
-            <w:r>
-              <w:rPr>
-                <w:b w:val="0"/>
-                <w:i w:val="0"/>
-                <w:color w:val="64748B"/>
-                <w:sz w:val="14"/>
-              </w:rPr>
-              <w:t>Démographie</w:t>
-            </w:r>
-          </w:p>
-        </w:tc>
-        <w:tc>
-          <w:tcPr>
-            <w:tcW w:type="dxa" w:w="1531"/>
-          </w:tcPr>
-          <w:p>
-            <w:r>
-              <w:rPr>
-                <w:b/>
-                <w:i w:val="0"/>
-                <w:color w:val="16A34A"/>
-                <w:sz w:val="16"/>
-              </w:rPr>
-              <w:t>—</w:t>
-            </w:r>
-          </w:p>
-        </w:tc>
-        <w:tc>
-          <w:tcPr>
-            <w:tcW w:type="dxa" w:w="1191"/>
-          </w:tcPr>
-          <w:p>
-            <w:r>
-              <w:rPr>
-                <w:b w:val="0"/>
-                <w:i w:val="0"/>
-                <w:color w:val="64748B"/>
-                <w:sz w:val="16"/>
-              </w:rPr>
-              <w:t>GT-CQ</w:t>
-            </w:r>
-          </w:p>
-        </w:tc>
-        <w:tc>
-          <w:tcPr>
-            <w:tcW w:type="dxa" w:w="4706"/>
-          </w:tcPr>
-          <w:p>
-            <w:r>
-              <w:rPr>
-                <w:b w:val="0"/>
-                <w:i w:val="0"/>
-                <w:sz w:val="17"/>
-              </w:rPr>
               <w:t>Prière de verifier l'information donnée par Rokhaya Ndiaye ou corriger au niveau de la section 1.</w:t>
-            </w:r>
-          </w:p>
-        </w:tc>
-      </w:tr>
-      <w:tr>
-        <w:tc>
-          <w:tcPr>
-            <w:tcW w:type="dxa" w:w="964"/>
-          </w:tcPr>
-          <w:p>
-            <w:r>
-              <w:rPr>
-                <w:b/>
-                <w:i w:val="0"/>
-                <w:color w:val="EA580C"/>
-                <w:sz w:val="16"/>
-              </w:rPr>
-              <w:t>Moyenne</w:t>
-            </w:r>
-          </w:p>
-        </w:tc>
-        <w:tc>
-          <w:tcPr>
-            <w:tcW w:type="dxa" w:w="1247"/>
-          </w:tcPr>
-          <w:p>
-            <w:r>
-              <w:rPr>
-                <w:b/>
-                <w:i w:val="0"/>
-                <w:sz w:val="16"/>
-              </w:rPr>
-              <w:t>S02</w:t>
-              <w:br/>
-            </w:r>
-            <w:r>
-              <w:rPr>
-                <w:b w:val="0"/>
-                <w:i w:val="0"/>
-                <w:color w:val="64748B"/>
-                <w:sz w:val="14"/>
-              </w:rPr>
-              <w:t>Éducation</w:t>
-            </w:r>
-          </w:p>
-        </w:tc>
-        <w:tc>
-          <w:tcPr>
-            <w:tcW w:type="dxa" w:w="1531"/>
-          </w:tcPr>
-          <w:p>
-            <w:r>
-              <w:rPr>
-                <w:b/>
-                <w:i w:val="0"/>
-                <w:color w:val="16A34A"/>
-                <w:sz w:val="16"/>
-              </w:rPr>
-              <w:t>—</w:t>
-            </w:r>
-          </w:p>
-        </w:tc>
-        <w:tc>
-          <w:tcPr>
-            <w:tcW w:type="dxa" w:w="1191"/>
-          </w:tcPr>
-          <w:p>
-            <w:r>
-              <w:rPr>
-                <w:b w:val="0"/>
-                <w:i w:val="0"/>
-                <w:color w:val="64748B"/>
-                <w:sz w:val="16"/>
-              </w:rPr>
-              <w:t>GT-CQ</w:t>
-            </w:r>
-          </w:p>
-        </w:tc>
-        <w:tc>
-          <w:tcPr>
-            <w:tcW w:type="dxa" w:w="4706"/>
-          </w:tcPr>
-          <w:p>
-            <w:r>
-              <w:rPr>
-                <w:b w:val="0"/>
-                <w:i w:val="0"/>
-                <w:sz w:val="17"/>
-              </w:rPr>
-              <w:t>veuillez, s'il vous plait, confirmer les frais de scolarité ( 1500 FCFA) payée de Coumba Djitté avec le QG ou apporter les corrections nécessaires.</w:t>
-            </w:r>
-          </w:p>
-        </w:tc>
-      </w:tr>
-      <w:tr>
-        <w:tc>
-          <w:tcPr>
-            <w:tcW w:type="dxa" w:w="964"/>
-          </w:tcPr>
-          <w:p>
-            <w:r>
-              <w:rPr>
-                <w:b/>
-                <w:i w:val="0"/>
-                <w:color w:val="EA580C"/>
-                <w:sz w:val="16"/>
-              </w:rPr>
-              <w:t>Moyenne</w:t>
-            </w:r>
-          </w:p>
-        </w:tc>
-        <w:tc>
-          <w:tcPr>
-            <w:tcW w:type="dxa" w:w="1247"/>
-          </w:tcPr>
-          <w:p>
-            <w:r>
-              <w:rPr>
-                <w:b/>
-                <w:i w:val="0"/>
-                <w:sz w:val="16"/>
-              </w:rPr>
-              <w:t>S02</w:t>
-              <w:br/>
-            </w:r>
-            <w:r>
-              <w:rPr>
-                <w:b w:val="0"/>
-                <w:i w:val="0"/>
-                <w:color w:val="64748B"/>
-                <w:sz w:val="14"/>
-              </w:rPr>
-              <w:t>Éducation</w:t>
-            </w:r>
-          </w:p>
-        </w:tc>
-        <w:tc>
-          <w:tcPr>
-            <w:tcW w:type="dxa" w:w="1531"/>
-          </w:tcPr>
-          <w:p>
-            <w:r>
-              <w:rPr>
-                <w:b/>
-                <w:i w:val="0"/>
-                <w:color w:val="16A34A"/>
-                <w:sz w:val="16"/>
-              </w:rPr>
-              <w:t>—</w:t>
-            </w:r>
-          </w:p>
-        </w:tc>
-        <w:tc>
-          <w:tcPr>
-            <w:tcW w:type="dxa" w:w="1191"/>
-          </w:tcPr>
-          <w:p>
-            <w:r>
-              <w:rPr>
-                <w:b w:val="0"/>
-                <w:i w:val="0"/>
-                <w:color w:val="64748B"/>
-                <w:sz w:val="16"/>
-              </w:rPr>
-              <w:t>GT-CQ</w:t>
-            </w:r>
-          </w:p>
-        </w:tc>
-        <w:tc>
-          <w:tcPr>
-            <w:tcW w:type="dxa" w:w="4706"/>
-          </w:tcPr>
-          <w:p>
-            <w:r>
-              <w:rPr>
-                <w:b w:val="0"/>
-                <w:i w:val="0"/>
-                <w:sz w:val="17"/>
-              </w:rPr>
-              <w:t>veuillez, s'il vous plait, confirmer les frais de scolarité ( 25000 FCFA) payée de Rokhaya Ndiaye avec le QG ou apporter les corrections nécessaires.</w:t>
-            </w:r>
-          </w:p>
-        </w:tc>
-      </w:tr>
-      <w:tr>
-        <w:tc>
-          <w:tcPr>
-            <w:tcW w:type="dxa" w:w="964"/>
-          </w:tcPr>
-          <w:p>
-            <w:r>
-              <w:rPr>
-                <w:b/>
-                <w:i w:val="0"/>
-                <w:color w:val="EA580C"/>
-                <w:sz w:val="16"/>
-              </w:rPr>
-              <w:t>Moyenne</w:t>
-            </w:r>
-          </w:p>
-        </w:tc>
-        <w:tc>
-          <w:tcPr>
-            <w:tcW w:type="dxa" w:w="1247"/>
-          </w:tcPr>
-          <w:p>
-            <w:r>
-              <w:rPr>
-                <w:b/>
-                <w:i w:val="0"/>
-                <w:sz w:val="16"/>
-              </w:rPr>
-              <w:t>S02</w:t>
-              <w:br/>
-            </w:r>
-            <w:r>
-              <w:rPr>
-                <w:b w:val="0"/>
-                <w:i w:val="0"/>
-                <w:color w:val="64748B"/>
-                <w:sz w:val="14"/>
-              </w:rPr>
-              <w:t>Éducation</w:t>
-            </w:r>
-          </w:p>
-        </w:tc>
-        <w:tc>
-          <w:tcPr>
-            <w:tcW w:type="dxa" w:w="1531"/>
-          </w:tcPr>
-          <w:p>
-            <w:r>
-              <w:rPr>
-                <w:b/>
-                <w:i w:val="0"/>
-                <w:color w:val="16A34A"/>
-                <w:sz w:val="16"/>
-              </w:rPr>
-              <w:t>—</w:t>
-            </w:r>
-          </w:p>
-        </w:tc>
-        <w:tc>
-          <w:tcPr>
-            <w:tcW w:type="dxa" w:w="1191"/>
-          </w:tcPr>
-          <w:p>
-            <w:r>
-              <w:rPr>
-                <w:b w:val="0"/>
-                <w:i w:val="0"/>
-                <w:color w:val="64748B"/>
-                <w:sz w:val="16"/>
-              </w:rPr>
-              <w:t>GT-CQ</w:t>
-            </w:r>
-          </w:p>
-        </w:tc>
-        <w:tc>
-          <w:tcPr>
-            <w:tcW w:type="dxa" w:w="4706"/>
-          </w:tcPr>
-          <w:p>
-            <w:r>
-              <w:rPr>
-                <w:b w:val="0"/>
-                <w:i w:val="0"/>
-                <w:sz w:val="17"/>
-              </w:rPr>
-              <w:t>veuillez, s'il vous plait, confirmer les frais de scolarité ( 6000 FCFA) payée de Youma Ndiaye avec le QG ou apporter les corrections nécessaires.</w:t>
             </w:r>
           </w:p>
         </w:tc>
